--- a/annexe9/Annexe9_Notes_sur_les_Exceptions.docx
+++ b/annexe9/Annexe9_Notes_sur_les_Exceptions.docx
@@ -27,7 +27,15 @@
     </w:p>
     <w:p>
       <w:r>
-        <w:t>En procédural ( C ) :</w:t>
+        <w:t xml:space="preserve">En procédural </w:t>
+      </w:r>
+      <w:proofErr w:type="gramStart"/>
+      <w:r>
+        <w:t>( C</w:t>
+      </w:r>
+      <w:proofErr w:type="gramEnd"/>
+      <w:r>
+        <w:t xml:space="preserve"> ) :</w:t>
       </w:r>
     </w:p>
     <w:p>
@@ -39,8 +47,21 @@
         </w:numPr>
       </w:pPr>
       <w:r>
-        <w:t>Alourdit le code ( plusieurs ifs )</w:t>
-      </w:r>
+        <w:t xml:space="preserve">Alourdit le code </w:t>
+      </w:r>
+      <w:proofErr w:type="gramStart"/>
+      <w:r>
+        <w:t>( plusieurs</w:t>
+      </w:r>
+      <w:proofErr w:type="gramEnd"/>
+      <w:r>
+        <w:t xml:space="preserve"> </w:t>
+      </w:r>
+      <w:proofErr w:type="gramStart"/>
+      <w:r>
+        <w:t>ifs )</w:t>
+      </w:r>
+      <w:proofErr w:type="gramEnd"/>
     </w:p>
     <w:p>
       <w:pPr>
@@ -68,7 +89,15 @@
     </w:p>
     <w:p>
       <w:r>
-        <w:t>En orienté-objet (Java ) :</w:t>
+        <w:t>En orienté-objet (</w:t>
+      </w:r>
+      <w:proofErr w:type="gramStart"/>
+      <w:r>
+        <w:t>Java )</w:t>
+      </w:r>
+      <w:proofErr w:type="gramEnd"/>
+      <w:r>
+        <w:t> :</w:t>
       </w:r>
     </w:p>
     <w:p>
@@ -112,8 +141,21 @@
         </w:numPr>
       </w:pPr>
       <w:r>
-        <w:t>Séparation entre le traitement des exceptions et le déroulement normal du programme ( évite le code spaghetti, perd le fil conducteur )</w:t>
-      </w:r>
+        <w:t xml:space="preserve">Séparation entre le traitement des exceptions et le déroulement normal du programme </w:t>
+      </w:r>
+      <w:proofErr w:type="gramStart"/>
+      <w:r>
+        <w:t>( évite</w:t>
+      </w:r>
+      <w:proofErr w:type="gramEnd"/>
+      <w:r>
+        <w:t xml:space="preserve"> le code spaghetti, perd le fil </w:t>
+      </w:r>
+      <w:proofErr w:type="gramStart"/>
+      <w:r>
+        <w:t>conducteur )</w:t>
+      </w:r>
+      <w:proofErr w:type="gramEnd"/>
     </w:p>
     <w:p>
       <w:pPr>
@@ -124,8 +166,34 @@
         </w:numPr>
       </w:pPr>
       <w:r>
-        <w:t>Richesse des objets : peut contenir plusieurs infos complémentaires sur l’erreur en question plutôt qu’un simple code d’erreur ( valeur qui a causé l’erreur , etc )</w:t>
-      </w:r>
+        <w:t xml:space="preserve">Richesse des objets : peut contenir plusieurs infos complémentaires sur l’erreur en question plutôt qu’un simple code d’erreur </w:t>
+      </w:r>
+      <w:proofErr w:type="gramStart"/>
+      <w:r>
+        <w:t>( valeur</w:t>
+      </w:r>
+      <w:proofErr w:type="gramEnd"/>
+      <w:r>
+        <w:t xml:space="preserve"> qui a causé </w:t>
+      </w:r>
+      <w:proofErr w:type="gramStart"/>
+      <w:r>
+        <w:t>l’erreur ,</w:t>
+      </w:r>
+      <w:proofErr w:type="gramEnd"/>
+      <w:r>
+        <w:t xml:space="preserve"> </w:t>
+      </w:r>
+      <w:proofErr w:type="spellStart"/>
+      <w:proofErr w:type="gramStart"/>
+      <w:r>
+        <w:t>etc</w:t>
+      </w:r>
+      <w:proofErr w:type="spellEnd"/>
+      <w:r>
+        <w:t xml:space="preserve"> )</w:t>
+      </w:r>
+      <w:proofErr w:type="gramEnd"/>
     </w:p>
     <w:p>
       <w:pPr>
@@ -281,14 +349,24 @@
         </mc:AlternateContent>
       </w:r>
       <w:r>
-        <w:t xml:space="preserve">Activité ( interface graphique lecteur </w:t>
-      </w:r>
+        <w:t xml:space="preserve">Activité </w:t>
+      </w:r>
+      <w:proofErr w:type="gramStart"/>
+      <w:r>
+        <w:t>( interface</w:t>
+      </w:r>
+      <w:proofErr w:type="gramEnd"/>
+      <w:r>
+        <w:t xml:space="preserve"> graphique lecteur </w:t>
+      </w:r>
+      <w:proofErr w:type="gramStart"/>
       <w:r>
         <w:t>musique</w:t>
       </w:r>
       <w:r>
         <w:t xml:space="preserve"> )</w:t>
       </w:r>
+      <w:proofErr w:type="gramEnd"/>
     </w:p>
     <w:p>
       <w:pPr>
@@ -377,6 +455,7 @@
       <w:r>
         <w:t xml:space="preserve">Classe </w:t>
       </w:r>
+      <w:proofErr w:type="spellStart"/>
       <w:r>
         <w:rPr>
           <w:rFonts w:ascii="Courier New" w:hAnsi="Courier New" w:cs="Courier New"/>
@@ -384,6 +463,7 @@
         </w:rPr>
         <w:t>ListeLecture</w:t>
       </w:r>
+      <w:proofErr w:type="spellEnd"/>
     </w:p>
     <w:p>
       <w:pPr>
@@ -457,6 +537,7 @@
       <w:r>
         <w:t xml:space="preserve">Méthode </w:t>
       </w:r>
+      <w:proofErr w:type="spellStart"/>
       <w:r>
         <w:rPr>
           <w:rFonts w:ascii="Courier New" w:hAnsi="Courier New" w:cs="Courier New"/>
@@ -464,6 +545,7 @@
         </w:rPr>
         <w:t>trierOrdreDuree</w:t>
       </w:r>
+      <w:proofErr w:type="spellEnd"/>
     </w:p>
     <w:p>
       <w:pPr>
@@ -571,6 +653,7 @@
       <w:r>
         <w:t xml:space="preserve">Variable </w:t>
       </w:r>
+      <w:proofErr w:type="spellStart"/>
       <w:r>
         <w:rPr>
           <w:rFonts w:ascii="Courier New" w:hAnsi="Courier New" w:cs="Courier New"/>
@@ -578,6 +661,7 @@
         </w:rPr>
         <w:t>nbSec</w:t>
       </w:r>
+      <w:proofErr w:type="spellEnd"/>
       <w:r>
         <w:rPr>
           <w:sz w:val="22"/>
@@ -597,8 +681,21 @@
         <w:ind w:left="360"/>
       </w:pPr>
       <w:r>
-        <w:t>***On peut traiter l’exception à l’endroit désiré ( l’exception se propage dans la pile d’appel tant qu’elle n’est pas captée pour être traitée )</w:t>
-      </w:r>
+        <w:t xml:space="preserve">***On peut traiter l’exception à l’endroit désiré </w:t>
+      </w:r>
+      <w:proofErr w:type="gramStart"/>
+      <w:r>
+        <w:t>( l’exception</w:t>
+      </w:r>
+      <w:proofErr w:type="gramEnd"/>
+      <w:r>
+        <w:t xml:space="preserve"> se propage dans la pile d’appel tant qu’elle n’est pas captée pour être </w:t>
+      </w:r>
+      <w:proofErr w:type="gramStart"/>
+      <w:r>
+        <w:t>traitée )</w:t>
+      </w:r>
+      <w:proofErr w:type="gramEnd"/>
     </w:p>
     <w:p>
       <w:pPr>
@@ -619,7 +716,36 @@
         </w:numPr>
       </w:pPr>
       <w:r>
-        <w:t>Hiérarchie des objets Exception : une erreur de lecture ( transmettre une string quand on demande un int ) peut être considérée comme telle ou comme une erreur générale d’entrée – sortie.</w:t>
+        <w:t xml:space="preserve">Hiérarchie des objets Exception : une erreur de lecture </w:t>
+      </w:r>
+      <w:proofErr w:type="gramStart"/>
+      <w:r>
+        <w:t>( transmettre</w:t>
+      </w:r>
+      <w:proofErr w:type="gramEnd"/>
+      <w:r>
+        <w:t xml:space="preserve"> </w:t>
+      </w:r>
+      <w:proofErr w:type="gramStart"/>
+      <w:r>
+        <w:t>une string</w:t>
+      </w:r>
+      <w:proofErr w:type="gramEnd"/>
+      <w:r>
+        <w:t xml:space="preserve"> quand on demande un </w:t>
+      </w:r>
+      <w:proofErr w:type="spellStart"/>
+      <w:proofErr w:type="gramStart"/>
+      <w:r>
+        <w:t>int</w:t>
+      </w:r>
+      <w:proofErr w:type="spellEnd"/>
+      <w:r>
+        <w:t xml:space="preserve"> )</w:t>
+      </w:r>
+      <w:proofErr w:type="gramEnd"/>
+      <w:r>
+        <w:t xml:space="preserve"> peut être considérée comme telle ou comme une erreur générale d’entrée – sortie.</w:t>
       </w:r>
     </w:p>
     <w:p/>
@@ -915,8 +1041,21 @@
           </mc:Fallback>
         </mc:AlternateContent>
       </w:r>
-      <w:r>
-        <w:t>Throwable ( interface )</w:t>
+      <w:proofErr w:type="spellStart"/>
+      <w:r>
+        <w:t>Throwable</w:t>
+      </w:r>
+      <w:proofErr w:type="spellEnd"/>
+      <w:r>
+        <w:t xml:space="preserve"> </w:t>
+      </w:r>
+      <w:proofErr w:type="gramStart"/>
+      <w:r>
+        <w:t>( interface</w:t>
+      </w:r>
+      <w:proofErr w:type="gramEnd"/>
+      <w:r>
+        <w:t xml:space="preserve"> )</w:t>
       </w:r>
     </w:p>
     <w:p>
@@ -974,9 +1113,11 @@
                       <wps:txbx>
                         <w:txbxContent>
                           <w:p>
+                            <w:proofErr w:type="spellStart"/>
                             <w:r>
                               <w:t>Error</w:t>
                             </w:r>
+                            <w:proofErr w:type="spellEnd"/>
                           </w:p>
                         </w:txbxContent>
                       </wps:txbx>
@@ -1005,9 +1146,11 @@
                 <v:textbox>
                   <w:txbxContent>
                     <w:p>
+                      <w:proofErr w:type="spellStart"/>
                       <w:r>
                         <w:t>Error</w:t>
                       </w:r>
+                      <w:proofErr w:type="spellEnd"/>
                     </w:p>
                   </w:txbxContent>
                 </v:textbox>
@@ -2005,18 +2148,80 @@
           <w:sz w:val="18"/>
         </w:rPr>
       </w:pPr>
-      <w:r>
-        <w:rPr>
-          <w:sz w:val="22"/>
-        </w:rPr>
-        <w:t xml:space="preserve">SQLException    IOException  Nos propres classes    RuntimeException    </w:t>
-      </w:r>
+      <w:proofErr w:type="spellStart"/>
+      <w:r>
+        <w:rPr>
+          <w:sz w:val="22"/>
+        </w:rPr>
+        <w:t>SQLException</w:t>
+      </w:r>
+      <w:proofErr w:type="spellEnd"/>
+      <w:r>
+        <w:rPr>
+          <w:sz w:val="22"/>
+        </w:rPr>
+        <w:t xml:space="preserve">    </w:t>
+      </w:r>
+      <w:proofErr w:type="spellStart"/>
+      <w:proofErr w:type="gramStart"/>
+      <w:r>
+        <w:rPr>
+          <w:sz w:val="22"/>
+        </w:rPr>
+        <w:t>IOException</w:t>
+      </w:r>
+      <w:proofErr w:type="spellEnd"/>
+      <w:r>
+        <w:rPr>
+          <w:sz w:val="22"/>
+        </w:rPr>
+        <w:t xml:space="preserve">  Nos</w:t>
+      </w:r>
+      <w:proofErr w:type="gramEnd"/>
+      <w:r>
+        <w:rPr>
+          <w:sz w:val="22"/>
+        </w:rPr>
+        <w:t xml:space="preserve"> propres classes    </w:t>
+      </w:r>
+      <w:proofErr w:type="spellStart"/>
+      <w:r>
+        <w:rPr>
+          <w:sz w:val="22"/>
+        </w:rPr>
+        <w:t>RuntimeException</w:t>
+      </w:r>
+      <w:proofErr w:type="spellEnd"/>
+      <w:r>
+        <w:rPr>
+          <w:sz w:val="22"/>
+        </w:rPr>
+        <w:t xml:space="preserve">    </w:t>
+      </w:r>
+      <w:proofErr w:type="spellStart"/>
+      <w:proofErr w:type="gramStart"/>
       <w:r>
         <w:rPr>
           <w:sz w:val="18"/>
         </w:rPr>
-        <w:t>StackOverflowError  OutOfMemoryError</w:t>
-      </w:r>
+        <w:t>StackOverflowError</w:t>
+      </w:r>
+      <w:proofErr w:type="spellEnd"/>
+      <w:r>
+        <w:rPr>
+          <w:sz w:val="18"/>
+        </w:rPr>
+        <w:t xml:space="preserve">  </w:t>
+      </w:r>
+      <w:proofErr w:type="spellStart"/>
+      <w:r>
+        <w:rPr>
+          <w:sz w:val="18"/>
+        </w:rPr>
+        <w:t>OutOfMemoryError</w:t>
+      </w:r>
+      <w:proofErr w:type="spellEnd"/>
+      <w:proofErr w:type="gramEnd"/>
     </w:p>
     <w:p>
       <w:pPr>
@@ -2794,8 +2999,58 @@
         <w:rPr>
           <w:sz w:val="18"/>
         </w:rPr>
-        <w:t xml:space="preserve">            NullPointerException   IndexOurOfBoundsException    ArithmeticException     NumberFormatException</w:t>
-      </w:r>
+        <w:t xml:space="preserve">            </w:t>
+      </w:r>
+      <w:proofErr w:type="spellStart"/>
+      <w:r>
+        <w:rPr>
+          <w:sz w:val="18"/>
+        </w:rPr>
+        <w:t>NullPointerException</w:t>
+      </w:r>
+      <w:proofErr w:type="spellEnd"/>
+      <w:r>
+        <w:rPr>
+          <w:sz w:val="18"/>
+        </w:rPr>
+        <w:t xml:space="preserve">   </w:t>
+      </w:r>
+      <w:proofErr w:type="spellStart"/>
+      <w:r>
+        <w:rPr>
+          <w:sz w:val="18"/>
+        </w:rPr>
+        <w:t>IndexOurOfBoundsException</w:t>
+      </w:r>
+      <w:proofErr w:type="spellEnd"/>
+      <w:r>
+        <w:rPr>
+          <w:sz w:val="18"/>
+        </w:rPr>
+        <w:t xml:space="preserve">    </w:t>
+      </w:r>
+      <w:proofErr w:type="spellStart"/>
+      <w:r>
+        <w:rPr>
+          <w:sz w:val="18"/>
+        </w:rPr>
+        <w:t>ArithmeticException</w:t>
+      </w:r>
+      <w:proofErr w:type="spellEnd"/>
+      <w:r>
+        <w:rPr>
+          <w:sz w:val="18"/>
+        </w:rPr>
+        <w:t xml:space="preserve">     </w:t>
+      </w:r>
+      <w:proofErr w:type="spellStart"/>
+      <w:r>
+        <w:rPr>
+          <w:sz w:val="18"/>
+        </w:rPr>
+        <w:t>NumberFormatException</w:t>
+      </w:r>
+      <w:proofErr w:type="spellEnd"/>
       <w:r>
         <w:rPr>
           <w:sz w:val="18"/>
@@ -2876,7 +3131,29 @@
         <w:rPr>
           <w:b/>
         </w:rPr>
-        <w:t xml:space="preserve">Exceptions non-contrôlées ( unchecked ) : </w:t>
+        <w:t xml:space="preserve">Exceptions non-contrôlées </w:t>
+      </w:r>
+      <w:proofErr w:type="gramStart"/>
+      <w:r>
+        <w:rPr>
+          <w:b/>
+        </w:rPr>
+        <w:t xml:space="preserve">( </w:t>
+      </w:r>
+      <w:proofErr w:type="spellStart"/>
+      <w:r>
+        <w:rPr>
+          <w:b/>
+        </w:rPr>
+        <w:t>unchecked</w:t>
+      </w:r>
+      <w:proofErr w:type="spellEnd"/>
+      <w:proofErr w:type="gramEnd"/>
+      <w:r>
+        <w:rPr>
+          <w:b/>
+        </w:rPr>
+        <w:t xml:space="preserve"> ) : </w:t>
       </w:r>
       <w:sdt>
         <w:sdtPr>
@@ -2938,6 +3215,7 @@
           <w:sz w:val="22"/>
         </w:rPr>
       </w:pPr>
+      <w:proofErr w:type="spellStart"/>
       <w:r>
         <w:rPr>
           <w:rFonts w:ascii="Courier New" w:hAnsi="Courier New" w:cs="Courier New"/>
@@ -2945,6 +3223,7 @@
         </w:rPr>
         <w:t>NullPointerException</w:t>
       </w:r>
+      <w:proofErr w:type="spellEnd"/>
       <w:r>
         <w:rPr>
           <w:sz w:val="22"/>
@@ -2957,6 +3236,7 @@
         </w:rPr>
         <w:t xml:space="preserve"> lorsqu’on appelle une méthode sur une référence </w:t>
       </w:r>
+      <w:proofErr w:type="spellStart"/>
       <w:r>
         <w:rPr>
           <w:rFonts w:ascii="Courier New" w:hAnsi="Courier New" w:cs="Courier New"/>
@@ -2964,6 +3244,7 @@
         </w:rPr>
         <w:t>null</w:t>
       </w:r>
+      <w:proofErr w:type="spellEnd"/>
     </w:p>
     <w:p>
       <w:pPr>
@@ -2977,6 +3258,7 @@
           <w:sz w:val="22"/>
         </w:rPr>
       </w:pPr>
+      <w:proofErr w:type="spellStart"/>
       <w:r>
         <w:rPr>
           <w:rFonts w:ascii="Courier New" w:hAnsi="Courier New" w:cs="Courier New"/>
@@ -2984,6 +3266,7 @@
         </w:rPr>
         <w:t>ArithmeticException</w:t>
       </w:r>
+      <w:proofErr w:type="spellEnd"/>
       <w:r>
         <w:rPr>
           <w:sz w:val="22"/>
@@ -3009,6 +3292,7 @@
           <w:sz w:val="22"/>
         </w:rPr>
       </w:pPr>
+      <w:proofErr w:type="spellStart"/>
       <w:r>
         <w:rPr>
           <w:rFonts w:ascii="Courier New" w:hAnsi="Courier New" w:cs="Courier New"/>
@@ -3016,6 +3300,7 @@
         </w:rPr>
         <w:t>NumberFormatException</w:t>
       </w:r>
+      <w:proofErr w:type="spellEnd"/>
       <w:r>
         <w:rPr>
           <w:sz w:val="22"/>
@@ -3028,6 +3313,7 @@
         </w:rPr>
         <w:t xml:space="preserve">transtypage impossible entre « bonjour » ne se transtype pas en </w:t>
       </w:r>
+      <w:proofErr w:type="spellStart"/>
       <w:r>
         <w:rPr>
           <w:rFonts w:ascii="Courier New" w:hAnsi="Courier New" w:cs="Courier New"/>
@@ -3035,6 +3321,7 @@
         </w:rPr>
         <w:t>int</w:t>
       </w:r>
+      <w:proofErr w:type="spellEnd"/>
       <w:r>
         <w:rPr>
           <w:sz w:val="22"/>
@@ -3094,13 +3381,21 @@
         <w:t xml:space="preserve"> Placement présent sur LÉA</w:t>
       </w:r>
       <w:r>
-        <w:t>. Dans un nouveau projet</w:t>
+        <w:t xml:space="preserve">. Dans un nouveau </w:t>
+      </w:r>
+      <w:proofErr w:type="gramStart"/>
+      <w:r>
+        <w:t>projet</w:t>
       </w:r>
       <w:r>
         <w:t xml:space="preserve">,  </w:t>
       </w:r>
       <w:r>
-        <w:t>intégrez la classe Placement, l’activité ainsi que le fichier de positionnement xml fournis sur LEA</w:t>
+        <w:t>intégrez</w:t>
+      </w:r>
+      <w:proofErr w:type="gramEnd"/>
+      <w:r>
+        <w:t xml:space="preserve"> la classe Placement, l’activité ainsi que le fichier de positionnement xml fournis sur LEA</w:t>
       </w:r>
     </w:p>
     <w:p>
@@ -3172,6 +3467,27 @@
     </w:p>
     <w:p>
       <w:pPr>
+        <w:pStyle w:val="Paragraphedeliste"/>
+        <w:numPr>
+          <w:ilvl w:val="0"/>
+          <w:numId w:val="37"/>
+        </w:numPr>
+        <w:ind w:right="-574"/>
+        <w:rPr>
+          <w:szCs w:val="24"/>
+        </w:rPr>
+      </w:pPr>
+      <w:proofErr w:type="spellStart"/>
+      <w:r>
+        <w:rPr>
+          <w:szCs w:val="24"/>
+        </w:rPr>
+        <w:t>NumberFormatException</w:t>
+      </w:r>
+      <w:proofErr w:type="spellEnd"/>
+    </w:p>
+    <w:p>
+      <w:pPr>
         <w:ind w:right="-574"/>
       </w:pPr>
     </w:p>
@@ -3191,7 +3507,21 @@
         <w:rPr>
           <w:color w:val="FF0000"/>
         </w:rPr>
-        <w:t xml:space="preserve">Solution try / catch </w:t>
+        <w:t xml:space="preserve">Solution </w:t>
+      </w:r>
+      <w:proofErr w:type="spellStart"/>
+      <w:r>
+        <w:rPr>
+          <w:color w:val="FF0000"/>
+        </w:rPr>
+        <w:t>try</w:t>
+      </w:r>
+      <w:proofErr w:type="spellEnd"/>
+      <w:r>
+        <w:rPr>
+          <w:color w:val="FF0000"/>
+        </w:rPr>
+        <w:t xml:space="preserve"> / catch </w:t>
       </w:r>
     </w:p>
     <w:sdt>
@@ -3200,7 +3530,6 @@
         <w:placeholder>
           <w:docPart w:val="DefaultPlaceholder_-1854013440"/>
         </w:placeholder>
-        <w:showingPlcHdr/>
       </w:sdtPr>
       <w:sdtContent>
         <w:p>
@@ -3208,10 +3537,7 @@
             <w:ind w:right="-574"/>
           </w:pPr>
           <w:r>
-            <w:rPr>
-              <w:rStyle w:val="Textedelespacerserv"/>
-            </w:rPr>
-            <w:t>Cliquez ou appuyez ici pour entrer du texte.</w:t>
+            <w:t xml:space="preserve">Voir projet placement </w:t>
           </w:r>
         </w:p>
       </w:sdtContent>
@@ -3231,11 +3557,13 @@
         <w:pStyle w:val="Titre2"/>
         <w:rPr>
           <w:sz w:val="28"/>
+          <w:lang w:val="en-CA"/>
         </w:rPr>
       </w:pPr>
       <w:r>
         <w:rPr>
           <w:sz w:val="28"/>
+          <w:lang w:val="en-CA"/>
         </w:rPr>
         <w:t xml:space="preserve">En résumé blocs try / catch </w:t>
       </w:r>
@@ -3243,6 +3571,9 @@
     <w:p>
       <w:pPr>
         <w:ind w:right="-574"/>
+        <w:rPr>
+          <w:lang w:val="en-CA"/>
+        </w:rPr>
       </w:pPr>
     </w:p>
     <w:p>
@@ -3250,71 +3581,152 @@
         <w:ind w:right="-574"/>
         <w:rPr>
           <w:b/>
-        </w:rPr>
-      </w:pPr>
+          <w:lang w:val="en-CA"/>
+        </w:rPr>
+      </w:pPr>
+      <w:proofErr w:type="gramStart"/>
       <w:r>
         <w:rPr>
           <w:b/>
-        </w:rPr>
-        <w:t>Bloc try :</w:t>
-      </w:r>
+          <w:lang w:val="en-CA"/>
+        </w:rPr>
+        <w:t>Bloc</w:t>
+      </w:r>
+      <w:proofErr w:type="gramEnd"/>
+      <w:r>
+        <w:rPr>
+          <w:b/>
+          <w:lang w:val="en-CA"/>
+        </w:rPr>
+        <w:t xml:space="preserve"> </w:t>
+      </w:r>
+      <w:proofErr w:type="gramStart"/>
+      <w:r>
+        <w:rPr>
+          <w:b/>
+          <w:lang w:val="en-CA"/>
+        </w:rPr>
+        <w:t>try :</w:t>
+      </w:r>
+      <w:proofErr w:type="gramEnd"/>
     </w:p>
     <w:p>
       <w:pPr>
         <w:ind w:right="-574"/>
         <w:rPr>
+          <w:b/>
+          <w:lang w:val="en-CA"/>
+        </w:rPr>
+      </w:pPr>
+      <w:r>
+        <w:rPr>
+          <w:b/>
+          <w:lang w:val="en-CA"/>
+        </w:rPr>
+        <w:t>(prof)</w:t>
+      </w:r>
+    </w:p>
+    <w:p>
+      <w:pPr>
+        <w:ind w:right="-574"/>
+        <w:rPr>
+          <w:color w:val="FF0000"/>
           <w:sz w:val="28"/>
           <w:szCs w:val="28"/>
         </w:rPr>
       </w:pPr>
       <w:r>
         <w:rPr>
+          <w:color w:val="FF0000"/>
           <w:sz w:val="22"/>
         </w:rPr>
         <w:sym w:font="Wingdings" w:char="F0E0"/>
       </w:r>
       <w:r>
         <w:rPr>
+          <w:color w:val="FF0000"/>
           <w:sz w:val="22"/>
         </w:rPr>
         <w:t xml:space="preserve">  </w:t>
       </w:r>
       <w:r>
         <w:rPr>
+          <w:color w:val="FF0000"/>
           <w:sz w:val="28"/>
           <w:szCs w:val="28"/>
         </w:rPr>
-        <w:t>On isole ds le bloc try la / les lignes qui peuvent lancer une exception</w:t>
+        <w:t xml:space="preserve">On isole </w:t>
+      </w:r>
+      <w:proofErr w:type="spellStart"/>
+      <w:r>
+        <w:rPr>
+          <w:color w:val="FF0000"/>
+          <w:sz w:val="28"/>
+          <w:szCs w:val="28"/>
+        </w:rPr>
+        <w:t>ds</w:t>
+      </w:r>
+      <w:proofErr w:type="spellEnd"/>
+      <w:r>
+        <w:rPr>
+          <w:color w:val="FF0000"/>
+          <w:sz w:val="28"/>
+          <w:szCs w:val="28"/>
+        </w:rPr>
+        <w:t xml:space="preserve"> le bloc </w:t>
+      </w:r>
+      <w:proofErr w:type="spellStart"/>
+      <w:r>
+        <w:rPr>
+          <w:color w:val="FF0000"/>
+          <w:sz w:val="28"/>
+          <w:szCs w:val="28"/>
+        </w:rPr>
+        <w:t>try</w:t>
+      </w:r>
+      <w:proofErr w:type="spellEnd"/>
+      <w:r>
+        <w:rPr>
+          <w:color w:val="FF0000"/>
+          <w:sz w:val="28"/>
+          <w:szCs w:val="28"/>
+        </w:rPr>
+        <w:t xml:space="preserve"> la / les lignes qui peuvent lancer une exception</w:t>
       </w:r>
     </w:p>
     <w:p>
       <w:pPr>
         <w:ind w:right="-574"/>
         <w:rPr>
+          <w:color w:val="FF0000"/>
           <w:sz w:val="28"/>
           <w:szCs w:val="28"/>
         </w:rPr>
       </w:pPr>
       <w:r>
         <w:rPr>
+          <w:color w:val="FF0000"/>
           <w:sz w:val="22"/>
         </w:rPr>
         <w:sym w:font="Wingdings" w:char="F0E0"/>
       </w:r>
       <w:r>
         <w:rPr>
+          <w:color w:val="FF0000"/>
           <w:sz w:val="22"/>
         </w:rPr>
         <w:t xml:space="preserve"> </w:t>
       </w:r>
       <w:r>
         <w:rPr>
+          <w:color w:val="FF0000"/>
           <w:sz w:val="22"/>
         </w:rPr>
         <w:t xml:space="preserve"> </w:t>
       </w:r>
       <w:r>
         <w:rPr>
+          <w:color w:val="FF0000"/>
           <w:sz w:val="28"/>
           <w:szCs w:val="28"/>
         </w:rPr>
@@ -3322,6 +3734,7 @@
       </w:r>
       <w:r>
         <w:rPr>
+          <w:color w:val="FF0000"/>
           <w:sz w:val="28"/>
           <w:szCs w:val="28"/>
         </w:rPr>
@@ -3329,104 +3742,167 @@
       </w:r>
       <w:r>
         <w:rPr>
+          <w:color w:val="FF0000"/>
           <w:sz w:val="28"/>
           <w:szCs w:val="28"/>
         </w:rPr>
-        <w:t xml:space="preserve"> qu’on place elles aussi ds le bloc try</w:t>
-      </w:r>
+        <w:t xml:space="preserve"> qu’on place elles aussi </w:t>
+      </w:r>
+      <w:proofErr w:type="spellStart"/>
+      <w:r>
+        <w:rPr>
+          <w:color w:val="FF0000"/>
+          <w:sz w:val="28"/>
+          <w:szCs w:val="28"/>
+        </w:rPr>
+        <w:t>ds</w:t>
+      </w:r>
+      <w:proofErr w:type="spellEnd"/>
+      <w:r>
+        <w:rPr>
+          <w:color w:val="FF0000"/>
+          <w:sz w:val="28"/>
+          <w:szCs w:val="28"/>
+        </w:rPr>
+        <w:t xml:space="preserve"> le bloc </w:t>
+      </w:r>
+      <w:proofErr w:type="spellStart"/>
+      <w:r>
+        <w:rPr>
+          <w:color w:val="FF0000"/>
+          <w:sz w:val="28"/>
+          <w:szCs w:val="28"/>
+        </w:rPr>
+        <w:t>try</w:t>
+      </w:r>
+      <w:proofErr w:type="spellEnd"/>
     </w:p>
     <w:p>
       <w:pPr>
         <w:ind w:right="-574"/>
         <w:rPr>
-          <w:sz w:val="22"/>
-        </w:rPr>
-      </w:pPr>
+          <w:szCs w:val="24"/>
+        </w:rPr>
+      </w:pPr>
+      <w:r>
+        <w:rPr>
+          <w:szCs w:val="24"/>
+        </w:rPr>
+        <w:t xml:space="preserve"> (</w:t>
+      </w:r>
+      <w:proofErr w:type="gramStart"/>
+      <w:r>
+        <w:rPr>
+          <w:szCs w:val="24"/>
+        </w:rPr>
+        <w:t>moi</w:t>
+      </w:r>
+      <w:proofErr w:type="gramEnd"/>
+      <w:r>
+        <w:rPr>
+          <w:szCs w:val="24"/>
+        </w:rPr>
+        <w:t>)</w:t>
+      </w:r>
     </w:p>
     <w:p>
       <w:pPr>
         <w:ind w:right="-574"/>
         <w:rPr>
-          <w:rFonts w:ascii="Courier New" w:hAnsi="Courier New" w:cs="Courier New"/>
-          <w:sz w:val="22"/>
-        </w:rPr>
-      </w:pPr>
+          <w:szCs w:val="24"/>
+        </w:rPr>
+      </w:pPr>
+      <w:r>
+        <w:rPr>
+          <w:szCs w:val="24"/>
+        </w:rPr>
+        <w:t xml:space="preserve">On regroupe </w:t>
+      </w:r>
+      <w:r>
+        <w:rPr>
+          <w:szCs w:val="24"/>
+        </w:rPr>
+        <w:t xml:space="preserve">un bloc de code susceptible de lancer une exception </w:t>
+      </w:r>
     </w:p>
     <w:p>
       <w:pPr>
         <w:ind w:right="-574"/>
         <w:rPr>
-          <w:rFonts w:ascii="Courier New" w:hAnsi="Courier New" w:cs="Courier New"/>
-          <w:sz w:val="22"/>
-        </w:rPr>
-      </w:pPr>
-      <w:r>
-        <w:rPr>
-          <w:rFonts w:ascii="Courier New" w:hAnsi="Courier New" w:cs="Courier New"/>
-          <w:sz w:val="22"/>
-        </w:rPr>
-        <w:t>try</w:t>
+          <w:szCs w:val="24"/>
+        </w:rPr>
+      </w:pPr>
+      <w:r>
+        <w:rPr>
+          <w:szCs w:val="24"/>
+        </w:rPr>
+        <w:t xml:space="preserve">1 ou plusieurs bloc </w:t>
+      </w:r>
+      <w:proofErr w:type="gramStart"/>
+      <w:r>
+        <w:rPr>
+          <w:szCs w:val="24"/>
+        </w:rPr>
+        <w:t>catch  qui</w:t>
+      </w:r>
+      <w:proofErr w:type="gramEnd"/>
+      <w:r>
+        <w:rPr>
+          <w:szCs w:val="24"/>
+        </w:rPr>
+        <w:t xml:space="preserve"> vont être exécutés si une exception est lancée </w:t>
       </w:r>
     </w:p>
     <w:p>
       <w:pPr>
         <w:ind w:right="-574"/>
         <w:rPr>
-          <w:sz w:val="22"/>
-        </w:rPr>
-      </w:pPr>
-      <w:r>
-        <w:rPr>
-          <w:sz w:val="22"/>
-        </w:rPr>
-        <w:t>{</w:t>
-      </w:r>
+          <w:szCs w:val="24"/>
+        </w:rPr>
+      </w:pPr>
+      <w:r>
+        <w:rPr>
+          <w:szCs w:val="24"/>
+        </w:rPr>
+        <w:t xml:space="preserve">Plusieurs blocs catch : du plus précis au plus </w:t>
+      </w:r>
+      <w:proofErr w:type="spellStart"/>
+      <w:r>
+        <w:rPr>
+          <w:szCs w:val="24"/>
+        </w:rPr>
+        <w:t>géneral</w:t>
+      </w:r>
+      <w:proofErr w:type="spellEnd"/>
     </w:p>
     <w:p>
       <w:pPr>
         <w:ind w:right="-574"/>
         <w:rPr>
-          <w:sz w:val="22"/>
-        </w:rPr>
-      </w:pPr>
-      <w:r>
-        <w:rPr>
-          <w:sz w:val="22"/>
-        </w:rPr>
-        <w:t>1</w:t>
-      </w:r>
+          <w:rFonts w:ascii="Courier New" w:hAnsi="Courier New" w:cs="Courier New"/>
+          <w:sz w:val="22"/>
+        </w:rPr>
+      </w:pPr>
     </w:p>
     <w:p>
       <w:pPr>
         <w:ind w:right="-574"/>
         <w:rPr>
-          <w:sz w:val="22"/>
-        </w:rPr>
-      </w:pPr>
-      <w:r>
-        <w:rPr>
-          <w:sz w:val="22"/>
-        </w:rPr>
-        <w:t>2</w:t>
-      </w:r>
-      <w:r>
-        <w:rPr>
-          <w:sz w:val="22"/>
-        </w:rPr>
-        <w:t xml:space="preserve">   </w:t>
-      </w:r>
-      <w:r>
-        <w:rPr>
-          <w:sz w:val="22"/>
-        </w:rPr>
-        <w:sym w:font="Wingdings" w:char="F0E0"/>
-      </w:r>
-      <w:r>
-        <w:rPr>
-          <w:sz w:val="22"/>
-        </w:rPr>
-        <w:t xml:space="preserve"> NullPointerException est lancée : ni le résultat de la ligne 2, ni les lignes 3 et 4 ne sont exécutées, on est en mode exception ( balle ds les airs ) et on cherche un catch</w:t>
-      </w:r>
+          <w:rFonts w:ascii="Courier New" w:hAnsi="Courier New" w:cs="Courier New"/>
+          <w:sz w:val="22"/>
+        </w:rPr>
+      </w:pPr>
+      <w:proofErr w:type="spellStart"/>
+      <w:proofErr w:type="gramStart"/>
+      <w:r>
+        <w:rPr>
+          <w:rFonts w:ascii="Courier New" w:hAnsi="Courier New" w:cs="Courier New"/>
+          <w:sz w:val="22"/>
+        </w:rPr>
+        <w:t>try</w:t>
+      </w:r>
+      <w:proofErr w:type="spellEnd"/>
+      <w:proofErr w:type="gramEnd"/>
     </w:p>
     <w:p>
       <w:pPr>
@@ -3439,7 +3915,7 @@
         <w:rPr>
           <w:sz w:val="22"/>
         </w:rPr>
-        <w:t>3</w:t>
+        <w:t>{</w:t>
       </w:r>
     </w:p>
     <w:p>
@@ -3453,7 +3929,7 @@
         <w:rPr>
           <w:sz w:val="22"/>
         </w:rPr>
-        <w:t>4</w:t>
+        <w:t>1</w:t>
       </w:r>
     </w:p>
     <w:p>
@@ -3467,7 +3943,81 @@
         <w:rPr>
           <w:sz w:val="22"/>
         </w:rPr>
-        <w:t>}</w:t>
+        <w:t>2</w:t>
+      </w:r>
+      <w:r>
+        <w:rPr>
+          <w:sz w:val="22"/>
+        </w:rPr>
+        <w:t xml:space="preserve">   </w:t>
+      </w:r>
+      <w:r>
+        <w:rPr>
+          <w:sz w:val="22"/>
+        </w:rPr>
+        <w:sym w:font="Wingdings" w:char="F0E0"/>
+      </w:r>
+      <w:r>
+        <w:rPr>
+          <w:sz w:val="22"/>
+        </w:rPr>
+        <w:t xml:space="preserve"> </w:t>
+      </w:r>
+      <w:proofErr w:type="spellStart"/>
+      <w:r>
+        <w:rPr>
+          <w:sz w:val="22"/>
+        </w:rPr>
+        <w:t>NullPointerException</w:t>
+      </w:r>
+      <w:proofErr w:type="spellEnd"/>
+      <w:r>
+        <w:rPr>
+          <w:sz w:val="22"/>
+        </w:rPr>
+        <w:t xml:space="preserve"> est lancée : ni le résultat de la ligne 2, ni les lignes 3 et 4 ne sont exécutées, on est en mode exception </w:t>
+      </w:r>
+      <w:proofErr w:type="gramStart"/>
+      <w:r>
+        <w:rPr>
+          <w:sz w:val="22"/>
+        </w:rPr>
+        <w:t>( balle</w:t>
+      </w:r>
+      <w:proofErr w:type="gramEnd"/>
+      <w:r>
+        <w:rPr>
+          <w:sz w:val="22"/>
+        </w:rPr>
+        <w:t xml:space="preserve"> </w:t>
+      </w:r>
+      <w:proofErr w:type="spellStart"/>
+      <w:r>
+        <w:rPr>
+          <w:sz w:val="22"/>
+        </w:rPr>
+        <w:t>ds</w:t>
+      </w:r>
+      <w:proofErr w:type="spellEnd"/>
+      <w:r>
+        <w:rPr>
+          <w:sz w:val="22"/>
+        </w:rPr>
+        <w:t xml:space="preserve"> les </w:t>
+      </w:r>
+      <w:proofErr w:type="gramStart"/>
+      <w:r>
+        <w:rPr>
+          <w:sz w:val="22"/>
+        </w:rPr>
+        <w:t>airs )</w:t>
+      </w:r>
+      <w:proofErr w:type="gramEnd"/>
+      <w:r>
+        <w:rPr>
+          <w:sz w:val="22"/>
+        </w:rPr>
+        <w:t xml:space="preserve"> et on cherche un catch</w:t>
       </w:r>
     </w:p>
     <w:p>
@@ -3477,56 +4027,87 @@
           <w:sz w:val="22"/>
         </w:rPr>
       </w:pPr>
+      <w:r>
+        <w:rPr>
+          <w:sz w:val="22"/>
+        </w:rPr>
+        <w:lastRenderedPageBreak/>
+        <w:t>3</w:t>
+      </w:r>
     </w:p>
     <w:p>
       <w:pPr>
         <w:ind w:right="-574"/>
-      </w:pPr>
+        <w:rPr>
+          <w:sz w:val="22"/>
+        </w:rPr>
+      </w:pPr>
+      <w:r>
+        <w:rPr>
+          <w:sz w:val="22"/>
+        </w:rPr>
+        <w:t>4</w:t>
+      </w:r>
     </w:p>
     <w:p>
       <w:pPr>
-        <w:rPr>
-          <w:b/>
-        </w:rPr>
-      </w:pPr>
-      <w:r>
-        <w:rPr>
-          <w:b/>
-        </w:rPr>
-        <w:lastRenderedPageBreak/>
-        <w:t>0/</w:t>
-      </w:r>
-      <w:r>
-        <w:rPr>
-          <w:b/>
-        </w:rPr>
-        <w:t>1 / plusieurs bloc</w:t>
-      </w:r>
-      <w:r>
-        <w:rPr>
-          <w:b/>
-        </w:rPr>
-        <w:t>s</w:t>
-      </w:r>
-      <w:r>
-        <w:rPr>
-          <w:b/>
-        </w:rPr>
-        <w:t xml:space="preserve"> catch associés </w:t>
+        <w:ind w:right="-574"/>
+        <w:rPr>
+          <w:sz w:val="22"/>
+        </w:rPr>
+      </w:pPr>
+      <w:r>
+        <w:rPr>
+          <w:sz w:val="22"/>
+        </w:rPr>
+        <w:t>}</w:t>
       </w:r>
     </w:p>
     <w:p>
-      <w:r>
-        <w:sym w:font="Wingdings" w:char="F0E0"/>
-      </w:r>
-      <w:r>
-        <w:t xml:space="preserve"> </w:t>
-      </w:r>
-      <w:r>
-        <w:t xml:space="preserve"> si l’exception correspond au catch, les lignes de code du bloc catch sont exécutées</w:t>
-      </w:r>
+      <w:pPr>
+        <w:ind w:right="-574"/>
+        <w:rPr>
+          <w:sz w:val="22"/>
+        </w:rPr>
+      </w:pPr>
     </w:p>
     <w:p>
+      <w:pPr>
+        <w:ind w:right="-574"/>
+      </w:pPr>
+    </w:p>
+    <w:p>
+      <w:pPr>
+        <w:rPr>
+          <w:b/>
+        </w:rPr>
+      </w:pPr>
+      <w:r>
+        <w:rPr>
+          <w:b/>
+        </w:rPr>
+        <w:t>0/</w:t>
+      </w:r>
+      <w:r>
+        <w:rPr>
+          <w:b/>
+        </w:rPr>
+        <w:t>1 / plusieurs bloc</w:t>
+      </w:r>
+      <w:r>
+        <w:rPr>
+          <w:b/>
+        </w:rPr>
+        <w:t>s</w:t>
+      </w:r>
+      <w:r>
+        <w:rPr>
+          <w:b/>
+        </w:rPr>
+        <w:t xml:space="preserve"> catch associés </w:t>
+      </w:r>
+    </w:p>
+    <w:p>
       <w:r>
         <w:sym w:font="Wingdings" w:char="F0E0"/>
       </w:r>
@@ -3534,7 +4115,50 @@
         <w:t xml:space="preserve"> </w:t>
       </w:r>
       <w:r>
-        <w:t xml:space="preserve"> le compilateur ne revient pas ds le try une fois l’exception captée, il continue à la suite du bloc catch </w:t>
+        <w:t xml:space="preserve"> </w:t>
+      </w:r>
+      <w:proofErr w:type="gramStart"/>
+      <w:r>
+        <w:t>si</w:t>
+      </w:r>
+      <w:proofErr w:type="gramEnd"/>
+      <w:r>
+        <w:t xml:space="preserve"> l’exception correspond au catch, les lignes de code du bloc catch sont exécutées</w:t>
+      </w:r>
+    </w:p>
+    <w:p>
+      <w:r>
+        <w:sym w:font="Wingdings" w:char="F0E0"/>
+      </w:r>
+      <w:r>
+        <w:t xml:space="preserve"> </w:t>
+      </w:r>
+      <w:r>
+        <w:t xml:space="preserve"> </w:t>
+      </w:r>
+      <w:proofErr w:type="gramStart"/>
+      <w:r>
+        <w:t>le</w:t>
+      </w:r>
+      <w:proofErr w:type="gramEnd"/>
+      <w:r>
+        <w:t xml:space="preserve"> compilateur ne revient pas </w:t>
+      </w:r>
+      <w:proofErr w:type="spellStart"/>
+      <w:r>
+        <w:t>ds</w:t>
+      </w:r>
+      <w:proofErr w:type="spellEnd"/>
+      <w:r>
+        <w:t xml:space="preserve"> le </w:t>
+      </w:r>
+      <w:proofErr w:type="spellStart"/>
+      <w:r>
+        <w:t>try</w:t>
+      </w:r>
+      <w:proofErr w:type="spellEnd"/>
+      <w:r>
+        <w:t xml:space="preserve"> une fois l’exception captée, il continue à la suite du bloc catch </w:t>
       </w:r>
     </w:p>
     <w:p/>
@@ -3563,14 +4187,27 @@
         </w:numPr>
       </w:pPr>
       <w:r>
-        <w:t>Finalement si le ou les blocs catch ne correspondent pas à l’exception lancée, elle remonte la pile d’appel à la recherche d’un catch qui saura l’accueillir…tout comme si une exception est lancée à l’extérieur d’un bloc try</w:t>
-      </w:r>
+        <w:t xml:space="preserve">Finalement si le ou les blocs catch ne correspondent pas à l’exception lancée, elle remonte la pile d’appel à la recherche d’un catch qui saura l’accueillir…tout comme si une exception est lancée à l’extérieur d’un bloc </w:t>
+      </w:r>
+      <w:proofErr w:type="spellStart"/>
+      <w:r>
+        <w:t>try</w:t>
+      </w:r>
+      <w:proofErr w:type="spellEnd"/>
     </w:p>
     <w:p/>
     <w:p/>
     <w:p>
       <w:r>
-        <w:t xml:space="preserve">Structure try / catch : commune dans plusieurs langages </w:t>
+        <w:t xml:space="preserve">Structure </w:t>
+      </w:r>
+      <w:proofErr w:type="spellStart"/>
+      <w:r>
+        <w:t>try</w:t>
+      </w:r>
+      <w:proofErr w:type="spellEnd"/>
+      <w:r>
+        <w:t xml:space="preserve"> / catch : commune dans plusieurs langages </w:t>
       </w:r>
     </w:p>
     <w:p>
@@ -3578,8 +4215,13 @@
         <w:pStyle w:val="Titre2"/>
       </w:pPr>
       <w:r>
-        <w:t>Autre bloc possible : finally</w:t>
-      </w:r>
+        <w:t xml:space="preserve">Autre bloc possible : </w:t>
+      </w:r>
+      <w:proofErr w:type="spellStart"/>
+      <w:r>
+        <w:t>finally</w:t>
+      </w:r>
+      <w:proofErr w:type="spellEnd"/>
     </w:p>
     <w:p/>
     <w:sdt>
@@ -3599,7 +4241,31 @@
             </w:numPr>
           </w:pPr>
           <w:r>
-            <w:t xml:space="preserve">Facultatif, qu’on place à la suite du catch, utile pour placer des méthodes qui doivent absolument être exécutées ( fermer connexion sql, lien vers un fichier texte ) </w:t>
+            <w:t xml:space="preserve">Facultatif, qu’on place à la suite du catch, utile pour placer des méthodes qui doivent absolument être exécutées </w:t>
+          </w:r>
+          <w:proofErr w:type="gramStart"/>
+          <w:r>
+            <w:t>( fermer</w:t>
+          </w:r>
+          <w:proofErr w:type="gramEnd"/>
+          <w:r>
+            <w:t xml:space="preserve"> connexion </w:t>
+          </w:r>
+          <w:proofErr w:type="spellStart"/>
+          <w:r>
+            <w:t>sql</w:t>
+          </w:r>
+          <w:proofErr w:type="spellEnd"/>
+          <w:r>
+            <w:t xml:space="preserve">, lien vers un fichier </w:t>
+          </w:r>
+          <w:proofErr w:type="gramStart"/>
+          <w:r>
+            <w:t>texte )</w:t>
+          </w:r>
+          <w:proofErr w:type="gramEnd"/>
+          <w:r>
+            <w:t xml:space="preserve"> </w:t>
           </w:r>
         </w:p>
       </w:sdtContent>
@@ -3719,14 +4385,78 @@
           <w:placeholder>
             <w:docPart w:val="DefaultPlaceholder_-1854013440"/>
           </w:placeholder>
-          <w:showingPlcHdr/>
         </w:sdtPr>
         <w:sdtContent>
           <w:r>
             <w:rPr>
-              <w:rStyle w:val="Textedelespacerserv"/>
+              <w:b/>
+              <w:color w:val="FF0000"/>
             </w:rPr>
-            <w:t>Cliquez ou appuyez ici pour entrer du texte.</w:t>
+            <w:t xml:space="preserve">Le bloc </w:t>
+          </w:r>
+          <w:proofErr w:type="spellStart"/>
+          <w:r>
+            <w:rPr>
+              <w:b/>
+              <w:color w:val="FF0000"/>
+            </w:rPr>
+            <w:t>finnally</w:t>
+          </w:r>
+          <w:proofErr w:type="spellEnd"/>
+          <w:r>
+            <w:rPr>
+              <w:b/>
+              <w:color w:val="FF0000"/>
+            </w:rPr>
+            <w:t xml:space="preserve"> est toujours </w:t>
+          </w:r>
+          <w:proofErr w:type="spellStart"/>
+          <w:r>
+            <w:rPr>
+              <w:b/>
+              <w:color w:val="FF0000"/>
+            </w:rPr>
+            <w:t>excécuté</w:t>
+          </w:r>
+          <w:proofErr w:type="spellEnd"/>
+          <w:r>
+            <w:rPr>
+              <w:b/>
+              <w:color w:val="FF0000"/>
+            </w:rPr>
+            <w:t xml:space="preserve"> qu’il </w:t>
+          </w:r>
+          <w:proofErr w:type="spellStart"/>
+          <w:r>
+            <w:rPr>
+              <w:b/>
+              <w:color w:val="FF0000"/>
+            </w:rPr>
+            <w:t>ya</w:t>
+          </w:r>
+          <w:proofErr w:type="spellEnd"/>
+          <w:r>
+            <w:rPr>
+              <w:b/>
+              <w:color w:val="FF0000"/>
+            </w:rPr>
+            <w:t xml:space="preserve"> un </w:t>
+          </w:r>
+          <w:proofErr w:type="spellStart"/>
+          <w:r>
+            <w:rPr>
+              <w:b/>
+              <w:color w:val="FF0000"/>
+            </w:rPr>
+            <w:t>probleme</w:t>
+          </w:r>
+          <w:proofErr w:type="spellEnd"/>
+          <w:r>
+            <w:rPr>
+              <w:b/>
+              <w:color w:val="FF0000"/>
+            </w:rPr>
+            <w:t xml:space="preserve"> ou non</w:t>
           </w:r>
         </w:sdtContent>
       </w:sdt>
@@ -3787,7 +4517,6 @@
           <w:sz w:val="22"/>
           <w:lang w:val="en-CA"/>
         </w:rPr>
-        <w:lastRenderedPageBreak/>
         <w:t>{</w:t>
       </w:r>
     </w:p>
@@ -3831,23 +4560,71 @@
           <w:sz w:val="22"/>
           <w:lang w:val="en-CA"/>
         </w:rPr>
-        <w:t>catch ( NullPointerException</w:t>
-      </w:r>
+        <w:t xml:space="preserve">catch </w:t>
+      </w:r>
+      <w:proofErr w:type="gramStart"/>
       <w:r>
         <w:rPr>
           <w:rFonts w:ascii="Courier New" w:hAnsi="Courier New" w:cs="Courier New"/>
           <w:sz w:val="22"/>
           <w:lang w:val="en-CA"/>
         </w:rPr>
-        <w:t xml:space="preserve"> n</w:t>
-      </w:r>
+        <w:t xml:space="preserve">( </w:t>
+      </w:r>
+      <w:proofErr w:type="spellStart"/>
       <w:r>
         <w:rPr>
           <w:rFonts w:ascii="Courier New" w:hAnsi="Courier New" w:cs="Courier New"/>
           <w:sz w:val="22"/>
           <w:lang w:val="en-CA"/>
         </w:rPr>
-        <w:t xml:space="preserve">pe ) </w:t>
+        <w:t>NullPointerException</w:t>
+      </w:r>
+      <w:proofErr w:type="spellEnd"/>
+      <w:proofErr w:type="gramEnd"/>
+      <w:r>
+        <w:rPr>
+          <w:rFonts w:ascii="Courier New" w:hAnsi="Courier New" w:cs="Courier New"/>
+          <w:sz w:val="22"/>
+          <w:lang w:val="en-CA"/>
+        </w:rPr>
+        <w:t xml:space="preserve"> </w:t>
+      </w:r>
+      <w:proofErr w:type="spellStart"/>
+      <w:proofErr w:type="gramStart"/>
+      <w:r>
+        <w:rPr>
+          <w:rFonts w:ascii="Courier New" w:hAnsi="Courier New" w:cs="Courier New"/>
+          <w:sz w:val="22"/>
+          <w:lang w:val="en-CA"/>
+        </w:rPr>
+        <w:t>n</w:t>
+      </w:r>
+      <w:r>
+        <w:rPr>
+          <w:rFonts w:ascii="Courier New" w:hAnsi="Courier New" w:cs="Courier New"/>
+          <w:sz w:val="22"/>
+          <w:lang w:val="en-CA"/>
+        </w:rPr>
+        <w:t>pe</w:t>
+      </w:r>
+      <w:proofErr w:type="spellEnd"/>
+      <w:r>
+        <w:rPr>
+          <w:rFonts w:ascii="Courier New" w:hAnsi="Courier New" w:cs="Courier New"/>
+          <w:sz w:val="22"/>
+          <w:lang w:val="en-CA"/>
+        </w:rPr>
+        <w:t xml:space="preserve"> )</w:t>
+      </w:r>
+      <w:proofErr w:type="gramEnd"/>
+      <w:r>
+        <w:rPr>
+          <w:rFonts w:ascii="Courier New" w:hAnsi="Courier New" w:cs="Courier New"/>
+          <w:sz w:val="22"/>
+          <w:lang w:val="en-CA"/>
+        </w:rPr>
+        <w:t xml:space="preserve"> </w:t>
       </w:r>
     </w:p>
     <w:p>
@@ -3951,6 +4728,195 @@
           <w:lang w:val="en-CA"/>
         </w:rPr>
         <w:t>}</w:t>
+      </w:r>
+    </w:p>
+    <w:p>
+      <w:pPr>
+        <w:rPr>
+          <w:rFonts w:ascii="Courier New" w:hAnsi="Courier New" w:cs="Courier New"/>
+          <w:sz w:val="22"/>
+          <w:lang w:val="en-CA"/>
+        </w:rPr>
+      </w:pPr>
+      <w:proofErr w:type="gramStart"/>
+      <w:r>
+        <w:rPr>
+          <w:rFonts w:ascii="Courier New" w:hAnsi="Courier New" w:cs="Courier New"/>
+          <w:b/>
+          <w:bCs/>
+          <w:i/>
+          <w:iCs/>
+          <w:sz w:val="22"/>
+        </w:rPr>
+        <w:t>si</w:t>
+      </w:r>
+      <w:proofErr w:type="gramEnd"/>
+      <w:r>
+        <w:rPr>
+          <w:rFonts w:ascii="Courier New" w:hAnsi="Courier New" w:cs="Courier New"/>
+          <w:b/>
+          <w:bCs/>
+          <w:i/>
+          <w:iCs/>
+          <w:sz w:val="22"/>
+        </w:rPr>
+        <w:t xml:space="preserve"> pas d’exception : </w:t>
+      </w:r>
+      <w:proofErr w:type="spellStart"/>
+      <w:r>
+        <w:rPr>
+          <w:rFonts w:ascii="Courier New" w:hAnsi="Courier New" w:cs="Courier New"/>
+          <w:b/>
+          <w:bCs/>
+          <w:i/>
+          <w:iCs/>
+          <w:sz w:val="22"/>
+        </w:rPr>
+        <w:t>try</w:t>
+      </w:r>
+      <w:proofErr w:type="spellEnd"/>
+      <w:r>
+        <w:rPr>
+          <w:rFonts w:ascii="Courier New" w:hAnsi="Courier New" w:cs="Courier New"/>
+          <w:b/>
+          <w:bCs/>
+          <w:i/>
+          <w:iCs/>
+          <w:sz w:val="22"/>
+        </w:rPr>
+        <w:t xml:space="preserve"> + </w:t>
+      </w:r>
+      <w:proofErr w:type="spellStart"/>
+      <w:r>
+        <w:rPr>
+          <w:rFonts w:ascii="Courier New" w:hAnsi="Courier New" w:cs="Courier New"/>
+          <w:b/>
+          <w:bCs/>
+          <w:i/>
+          <w:iCs/>
+          <w:sz w:val="22"/>
+        </w:rPr>
+        <w:t>finally</w:t>
+      </w:r>
+      <w:proofErr w:type="spellEnd"/>
+    </w:p>
+    <w:p>
+      <w:pPr>
+        <w:rPr>
+          <w:rFonts w:ascii="Courier New" w:hAnsi="Courier New" w:cs="Courier New"/>
+          <w:sz w:val="22"/>
+        </w:rPr>
+      </w:pPr>
+      <w:proofErr w:type="gramStart"/>
+      <w:r>
+        <w:rPr>
+          <w:rFonts w:ascii="Courier New" w:hAnsi="Courier New" w:cs="Courier New"/>
+          <w:sz w:val="22"/>
+        </w:rPr>
+        <w:t>si</w:t>
+      </w:r>
+      <w:proofErr w:type="gramEnd"/>
+      <w:r>
+        <w:rPr>
+          <w:rFonts w:ascii="Courier New" w:hAnsi="Courier New" w:cs="Courier New"/>
+          <w:sz w:val="22"/>
+        </w:rPr>
+        <w:t xml:space="preserve"> </w:t>
+      </w:r>
+      <w:proofErr w:type="spellStart"/>
+      <w:r>
+        <w:rPr>
+          <w:rFonts w:ascii="Courier New" w:hAnsi="Courier New" w:cs="Courier New"/>
+          <w:sz w:val="22"/>
+        </w:rPr>
+        <w:t>NullPointerException</w:t>
+      </w:r>
+      <w:proofErr w:type="spellEnd"/>
+      <w:r>
+        <w:rPr>
+          <w:rFonts w:ascii="Courier New" w:hAnsi="Courier New" w:cs="Courier New"/>
+          <w:sz w:val="22"/>
+        </w:rPr>
+        <w:t xml:space="preserve"> est lancée : </w:t>
+      </w:r>
+      <w:proofErr w:type="spellStart"/>
+      <w:r>
+        <w:rPr>
+          <w:rFonts w:ascii="Courier New" w:hAnsi="Courier New" w:cs="Courier New"/>
+          <w:sz w:val="22"/>
+        </w:rPr>
+        <w:t>try</w:t>
+      </w:r>
+      <w:proofErr w:type="spellEnd"/>
+      <w:r>
+        <w:rPr>
+          <w:rFonts w:ascii="Courier New" w:hAnsi="Courier New" w:cs="Courier New"/>
+          <w:sz w:val="22"/>
+        </w:rPr>
+        <w:t xml:space="preserve"> jusqu’au problème + catch + </w:t>
+      </w:r>
+      <w:proofErr w:type="spellStart"/>
+      <w:r>
+        <w:rPr>
+          <w:rFonts w:ascii="Courier New" w:hAnsi="Courier New" w:cs="Courier New"/>
+          <w:sz w:val="22"/>
+        </w:rPr>
+        <w:t>finally</w:t>
+      </w:r>
+      <w:proofErr w:type="spellEnd"/>
+      <w:r>
+        <w:rPr>
+          <w:rFonts w:ascii="Courier New" w:hAnsi="Courier New" w:cs="Courier New"/>
+          <w:sz w:val="22"/>
+        </w:rPr>
+        <w:t xml:space="preserve"> </w:t>
+      </w:r>
+    </w:p>
+    <w:p>
+      <w:pPr>
+        <w:rPr>
+          <w:rFonts w:ascii="Courier New" w:hAnsi="Courier New" w:cs="Courier New"/>
+          <w:sz w:val="22"/>
+        </w:rPr>
+      </w:pPr>
+      <w:r>
+        <w:rPr>
+          <w:rFonts w:ascii="Courier New" w:hAnsi="Courier New" w:cs="Courier New"/>
+          <w:sz w:val="22"/>
+        </w:rPr>
+        <w:t xml:space="preserve">*** si un autre type d’exception est lancé : </w:t>
+      </w:r>
+      <w:proofErr w:type="spellStart"/>
+      <w:r>
+        <w:rPr>
+          <w:rFonts w:ascii="Courier New" w:hAnsi="Courier New" w:cs="Courier New"/>
+          <w:sz w:val="22"/>
+        </w:rPr>
+        <w:t>try</w:t>
+      </w:r>
+      <w:proofErr w:type="spellEnd"/>
+      <w:r>
+        <w:rPr>
+          <w:rFonts w:ascii="Courier New" w:hAnsi="Courier New" w:cs="Courier New"/>
+          <w:sz w:val="22"/>
+        </w:rPr>
+        <w:t xml:space="preserve"> jusqu’au problème + </w:t>
+      </w:r>
+      <w:proofErr w:type="spellStart"/>
+      <w:r>
+        <w:rPr>
+          <w:rFonts w:ascii="Courier New" w:hAnsi="Courier New" w:cs="Courier New"/>
+          <w:sz w:val="22"/>
+        </w:rPr>
+        <w:t>finally</w:t>
+      </w:r>
+      <w:proofErr w:type="spellEnd"/>
+      <w:r>
+        <w:rPr>
+          <w:rFonts w:ascii="Courier New" w:hAnsi="Courier New" w:cs="Courier New"/>
+          <w:sz w:val="22"/>
+        </w:rPr>
+        <w:t xml:space="preserve"> + on recherche un catch plus haut dans la pile d’appel</w:t>
       </w:r>
     </w:p>
     <w:sectPr>
@@ -4261,14 +5227,30 @@
             <w:i/>
             <w:color w:val="C00000"/>
           </w:rPr>
-          <w:t xml:space="preserve"> Éric La</w:t>
+          <w:t xml:space="preserve"> Éric </w:t>
+        </w:r>
+        <w:proofErr w:type="spellStart"/>
+        <w:r>
+          <w:rPr>
+            <w:i/>
+            <w:color w:val="C00000"/>
+          </w:rPr>
+          <w:t>La</w:t>
         </w:r>
         <w:r>
           <w:rPr>
             <w:i/>
             <w:color w:val="C00000"/>
           </w:rPr>
-          <w:t>bonté, Cégep du Vieux Montréal</w:t>
+          <w:t>bonté</w:t>
+        </w:r>
+        <w:proofErr w:type="spellEnd"/>
+        <w:r>
+          <w:rPr>
+            <w:i/>
+            <w:color w:val="C00000"/>
+          </w:rPr>
+          <w:t>, Cégep du Vieux Montréal</w:t>
         </w:r>
       </w:p>
     </w:sdtContent>
@@ -9212,7 +10194,6 @@
   <w:style w:type="character" w:default="1" w:styleId="Policepardfaut">
     <w:name w:val="Default Paragraph Font"/>
     <w:uiPriority w:val="1"/>
-    <w:semiHidden/>
     <w:unhideWhenUsed/>
   </w:style>
   <w:style w:type="table" w:default="1" w:styleId="TableauNormal">
@@ -9630,12 +10611,14 @@
     <w:rsid w:val="00407B9D"/>
     <w:rsid w:val="004D3C1D"/>
     <w:rsid w:val="00502F3C"/>
+    <w:rsid w:val="00656331"/>
     <w:rsid w:val="008A37BA"/>
     <w:rsid w:val="008E1F7E"/>
     <w:rsid w:val="009A6738"/>
     <w:rsid w:val="009E5DF1"/>
     <w:rsid w:val="00A37848"/>
     <w:rsid w:val="00A5651F"/>
+    <w:rsid w:val="00AA0D63"/>
     <w:rsid w:val="00AB0356"/>
     <w:rsid w:val="00BB1595"/>
     <w:rsid w:val="00C830EE"/>

--- a/annexe9/Annexe9_Notes_sur_les_Exceptions.docx
+++ b/annexe9/Annexe9_Notes_sur_les_Exceptions.docx
@@ -3164,14 +3164,27 @@
           <w:placeholder>
             <w:docPart w:val="DefaultPlaceholder_-1854013440"/>
           </w:placeholder>
-          <w:showingPlcHdr/>
         </w:sdtPr>
         <w:sdtContent>
           <w:r>
             <w:rPr>
-              <w:rStyle w:val="Textedelespacerserv"/>
+              <w:b/>
             </w:rPr>
-            <w:t>Cliquez ou appuyez ici pour entrer du texte.</w:t>
+            <w:t>ce sont les erreurs à l’</w:t>
+          </w:r>
+          <w:proofErr w:type="spellStart"/>
+          <w:r>
+            <w:rPr>
+              <w:b/>
+            </w:rPr>
+            <w:t>execution</w:t>
+          </w:r>
+          <w:proofErr w:type="spellEnd"/>
+          <w:r>
+            <w:rPr>
+              <w:b/>
+            </w:rPr>
+            <w:t xml:space="preserve"> pas à la compilation genre de la machine </w:t>
           </w:r>
         </w:sdtContent>
       </w:sdt>
@@ -3746,25 +3759,23 @@
           <w:sz w:val="28"/>
           <w:szCs w:val="28"/>
         </w:rPr>
-        <w:t xml:space="preserve"> qu’on place elles aussi </w:t>
-      </w:r>
-      <w:proofErr w:type="spellStart"/>
+        <w:t xml:space="preserve"> qu’on place elles aussi d</w:t>
+      </w:r>
       <w:r>
         <w:rPr>
           <w:color w:val="FF0000"/>
           <w:sz w:val="28"/>
           <w:szCs w:val="28"/>
         </w:rPr>
-        <w:t>ds</w:t>
-      </w:r>
-      <w:proofErr w:type="spellEnd"/>
+        <w:t>an</w:t>
+      </w:r>
       <w:r>
         <w:rPr>
           <w:color w:val="FF0000"/>
           <w:sz w:val="28"/>
           <w:szCs w:val="28"/>
         </w:rPr>
-        <w:t xml:space="preserve"> le bloc </w:t>
+        <w:t xml:space="preserve">s le bloc </w:t>
       </w:r>
       <w:proofErr w:type="spellStart"/>
       <w:r>
@@ -4735,7 +4746,6 @@
         <w:rPr>
           <w:rFonts w:ascii="Courier New" w:hAnsi="Courier New" w:cs="Courier New"/>
           <w:sz w:val="22"/>
-          <w:lang w:val="en-CA"/>
         </w:rPr>
       </w:pPr>
       <w:proofErr w:type="gramStart"/>
@@ -10194,6 +10204,7 @@
   <w:style w:type="character" w:default="1" w:styleId="Policepardfaut">
     <w:name w:val="Default Paragraph Font"/>
     <w:uiPriority w:val="1"/>
+    <w:semiHidden/>
     <w:unhideWhenUsed/>
   </w:style>
   <w:style w:type="table" w:default="1" w:styleId="TableauNormal">
@@ -10608,6 +10619,7 @@
     <w:rsidRoot w:val="00C830EE"/>
     <w:rsid w:val="000968C9"/>
     <w:rsid w:val="00293367"/>
+    <w:rsid w:val="0030784A"/>
     <w:rsid w:val="00407B9D"/>
     <w:rsid w:val="004D3C1D"/>
     <w:rsid w:val="00502F3C"/>
@@ -10615,6 +10627,7 @@
     <w:rsid w:val="008A37BA"/>
     <w:rsid w:val="008E1F7E"/>
     <w:rsid w:val="009A6738"/>
+    <w:rsid w:val="009D43BD"/>
     <w:rsid w:val="009E5DF1"/>
     <w:rsid w:val="00A37848"/>
     <w:rsid w:val="00A5651F"/>
